--- a/projects/valuepickr-open-screen/docs/Laurus Labs.docx
+++ b/projects/valuepickr-open-screen/docs/Laurus Labs.docx
@@ -370,6 +370,38 @@
           <w:sz w:val="20"/>
           <w:szCs w:val="20"/>
         </w:rPr>
+        <w:t xml:space="preserve">2026-09-18 — LearningEleven (X)</w:t>
+      </w:r>
+      <w:r>
+        <w:rPr>
+          <w:i/>
+          <w:iCs/>
+          <w:color w:val="666666"/>
+          <w:sz w:val="18"/>
+          <w:szCs w:val="18"/>
+        </w:rPr>
+        <w:t xml:space="preserve"> (X / @LearningEleven)</w:t>
+      </w:r>
+      <w:r>
+        <w:rPr>
+          <w:sz w:val="20"/>
+          <w:szCs w:val="20"/>
+        </w:rPr>
+        <w:br/>
+        <w:t xml:space="preserve">: "Latest presentation is an absolute stunner! Top notch integrated pharma platform in making - Sky is the limit!" - fresh bullish reaction to a company presentation.</w:t>
+      </w:r>
+    </w:p>
+    <w:p>
+      <w:pPr>
+        <w:spacing w:after="100"/>
+      </w:pPr>
+      <w:r>
+        <w:rPr>
+          <w:b/>
+          <w:bCs/>
+          <w:sz w:val="20"/>
+          <w:szCs w:val="20"/>
+        </w:rPr>
         <w:t xml:space="preserve">2026-08-31 — unseenvalue (X)</w:t>
       </w:r>
       <w:r>
@@ -610,6 +642,34 @@
           <w:szCs w:val="24"/>
         </w:rPr>
         <w:t xml:space="preserve">Neither — already a large, expensive, well-covered stock; the CDMO growth story is real but priced in</w:t>
+      </w:r>
+    </w:p>
+    <w:p>
+      <w:pPr>
+        <w:spacing w:after="120"/>
+      </w:pPr>
+      <w:r>
+        <w:rPr>
+          <w:color w:val="666666"/>
+          <w:sz w:val="20"/>
+          <w:szCs w:val="20"/>
+        </w:rPr>
+        <w:t xml:space="preserve">4-box gate — tailwind: yes · TAM: no · moat: weak · valuation: no  (score 1.5 / 4)</w:t>
+      </w:r>
+    </w:p>
+    <w:p>
+      <w:pPr>
+        <w:spacing w:after="120"/>
+      </w:pPr>
+      <w:r>
+        <w:rPr>
+          <w:i/>
+          <w:iCs/>
+          <w:color w:val="666666"/>
+          <w:sz w:val="20"/>
+          <w:szCs w:val="20"/>
+        </w:rPr>
+        <w:t xml:space="preserve">Verdict explicit: 'CDMO growth story is real' (tailwind=yes) 'but priced in' at 89x P/E (valuation=no); ~Rs97,500cr market cap too large (tam=no); high-conviction holders trimming not adding.</w:t>
       </w:r>
     </w:p>
     <w:p>
